--- a/assets/resumes/general.docx
+++ b/assets/resumes/general.docx
@@ -97,33 +97,63 @@
           <w:p>
             <w:pPr>
               <w:pStyle w:val="ResumeContact"/>
+              <w:spacing w:after="0"/>
             </w:pPr>
+            <w:r/>
+            <w:hyperlink r:id="rId17">
+              <w:r>
+                <w:rPr>
+                  <w:color w:val="245483"/>
+                  <w:u w:val="single"/>
+                  <w:sz w:val="18"/>
+                </w:rPr>
+                <w:t>2903442978@qq.com</w:t>
+              </w:r>
+            </w:hyperlink>
+            <w:r>
+              <w:rPr>
+                <w:sz w:val="18"/>
+              </w:rPr>
+              <w:t xml:space="preserve"> | </w:t>
+            </w:r>
             <w:hyperlink r:id="rId7">
               <w:r>
                 <w:rPr>
-                  <w:rStyle w:val="a4"/>
+                  <w:color w:val="245483"/>
+                  <w:u w:val="single"/>
+                  <w:sz w:val="18"/>
                 </w:rPr>
                 <w:t>chujunjie0908@gmail.com</w:t>
               </w:r>
             </w:hyperlink>
             <w:r>
-              <w:t xml:space="preserve">  |  </w:t>
+              <w:rPr>
+                <w:sz w:val="18"/>
+              </w:rPr>
+              <w:t xml:space="preserve"> | </w:t>
             </w:r>
             <w:hyperlink r:id="rId8">
               <w:r>
                 <w:rPr>
-                  <w:rStyle w:val="a4"/>
+                  <w:color w:val="245483"/>
+                  <w:u w:val="single"/>
+                  <w:sz w:val="18"/>
                 </w:rPr>
                 <w:t>GitHub</w:t>
               </w:r>
             </w:hyperlink>
             <w:r>
-              <w:t xml:space="preserve">  |  </w:t>
+              <w:rPr>
+                <w:sz w:val="18"/>
+              </w:rPr>
+              <w:t xml:space="preserve"> | </w:t>
             </w:r>
             <w:hyperlink r:id="rId9">
               <w:r>
                 <w:rPr>
-                  <w:rStyle w:val="a4"/>
+                  <w:color w:val="245483"/>
+                  <w:u w:val="single"/>
+                  <w:sz w:val="18"/>
                 </w:rPr>
                 <w:t>个人主页</w:t>
               </w:r>
@@ -304,6 +334,9 @@
         <w:pStyle w:val="ResumeBullet"/>
       </w:pPr>
       <w:r>
+        <w:rPr>
+          <w:b w:val="0"/>
+        </w:rPr>
         <w:t xml:space="preserve">针对AIGC模特图的身份漂移，调研5种人脸方案并开发一致性连接器，完成Workbench内部部署；输出相似度、判定与需人工复核的异常状态。</w:t>
       </w:r>
     </w:p>
@@ -347,6 +380,9 @@
         <w:pStyle w:val="ResumeBullet"/>
       </w:pPr>
       <w:r>
+        <w:rPr>
+          <w:b w:val="0"/>
+        </w:rPr>
         <w:t xml:space="preserve">评估飞书CLI的9个模块，排查授权与身份切换问题并编写操作指南；参与客户实地调研，输出信息提取、项目提醒的需求优先级及实施建议。</w:t>
       </w:r>
     </w:p>
@@ -380,15 +416,10 @@
         <w:pStyle w:val="ResumeBullet"/>
       </w:pPr>
       <w:r>
-        <w:t xml:space="preserve">核验MEP厂商认证材料并整理审核笔记；维护3场展会付款记录，独立完成中国区建材展会调研。</w:t>
-      </w:r>
-    </w:p>
-    <w:p>
-      <w:pPr>
-        <w:pStyle w:val="ResumeBullet"/>
-      </w:pPr>
-      <w:r>
-        <w:t xml:space="preserve">拓展管道供应商并搭建分类资源清单，调整空间参数参与MEP配置工具基础模块测试；使用Excel整理供应商、参展商和付款等业务信息。</w:t>
+        <w:rPr>
+          <w:b w:val="0"/>
+        </w:rPr>
+        <w:t>核验MEP厂商认证材料并整理审核笔记；维护3场展会付款及供应商记录，独立完成中国区建材展会调研，参与MEP配置工具基础模块测试。</w:t>
       </w:r>
     </w:p>
     <w:p>
@@ -485,6 +516,9 @@
         <w:pStyle w:val="ResumeBullet"/>
       </w:pPr>
       <w:r>
+        <w:rPr>
+          <w:b w:val="0"/>
+        </w:rPr>
         <w:t xml:space="preserve">参与前端调试和Flask API联调，协调整合约11,000条目录数据（约2,000条可用于推荐）；确认团队12项CI验收测试通过后冻结版本。</w:t>
       </w:r>
     </w:p>
@@ -548,6 +582,9 @@
         <w:pStyle w:val="ResumeBullet"/>
       </w:pPr>
       <w:r>
+        <w:rPr>
+          <w:b w:val="0"/>
+        </w:rPr>
         <w:t xml:space="preserve">独立开发5页面校园反诈骗应用，包含18个训练案例、URL威胁检测与学习统计。</w:t>
       </w:r>
     </w:p>
@@ -584,6 +621,17 @@
       </w:r>
       <w:r>
         <w:t xml:space="preserve">），覆盖输入校验、训练判分、数据读写和网络异常；提供源码与可运行演示。</w:t>
+      </w:r>
+    </w:p>
+    <w:p>
+      <w:pPr>
+        <w:spacing w:before="60"/>
+      </w:pPr>
+      <w:r>
+        <w:rPr>
+          <w:b w:val="0"/>
+        </w:rPr>
+        <w:t>AI与数据实践：参与5人野生动物分类项目，DrivenData练习公开榜48/810；独立完成学生辍学模型比较，DL4J MLP交叉验证加权F1为0.893。</w:t>
       </w:r>
     </w:p>
     <w:p>
